--- a/CMA_B1_Ch11_Handouts.docx
+++ b/CMA_B1_Ch11_Handouts.docx
@@ -14,7 +14,7 @@
           <w:sz w:val="40"/>
           <w:szCs w:val="40"/>
         </w:rPr>
-        <w:t xml:space="preserve">Handout 11.1 · Sections 11.3, 11.4</w:t>
+        <w:t xml:space="preserve">Handout 11.1 · Steps 3 and 4: the transaction price and its allocation · and 1 more section</w:t>
       </w:r>
     </w:p>
     <w:p>
@@ -4871,7 +4871,7 @@
           <w:sz w:val="40"/>
           <w:szCs w:val="40"/>
         </w:rPr>
-        <w:t xml:space="preserve">Handout 11.2 · Section 11.5</w:t>
+        <w:t xml:space="preserve">Handout 11.2 · Special situations</w:t>
       </w:r>
     </w:p>
     <w:p>
@@ -8981,7 +8981,7 @@
           <w:sz w:val="40"/>
           <w:szCs w:val="40"/>
         </w:rPr>
-        <w:t xml:space="preserve">Handout 11.3 · Section 11.5 · part 3</w:t>
+        <w:t xml:space="preserve">Handout 11.3 · Special situations · part 2</w:t>
       </w:r>
     </w:p>
     <w:p>
@@ -16218,7 +16218,7 @@
               <w:sz w:val="16"/>
               <w:szCs w:val="16"/>
             </w:rPr>
-            <w:t xml:space="preserve">Handout 11.1 · Sections 11.3, 11.4</w:t>
+            <w:t xml:space="preserve">Handout 11.1 · Steps 3 and 4: the transaction price and its allocation · and 1 more section</w:t>
           </w:r>
         </w:p>
       </w:tc>
@@ -16309,7 +16309,7 @@
               <w:sz w:val="16"/>
               <w:szCs w:val="16"/>
             </w:rPr>
-            <w:t xml:space="preserve">Handout 11.2 · Section 11.5</w:t>
+            <w:t xml:space="preserve">Handout 11.2 · Special situations</w:t>
           </w:r>
         </w:p>
       </w:tc>
@@ -16400,7 +16400,7 @@
               <w:sz w:val="16"/>
               <w:szCs w:val="16"/>
             </w:rPr>
-            <w:t xml:space="preserve">Handout 11.3 · Section 11.5 · part 3</w:t>
+            <w:t xml:space="preserve">Handout 11.3 · Special situations · part 2</w:t>
           </w:r>
         </w:p>
       </w:tc>
